--- a/public/doc/b5_v6.docx
+++ b/public/doc/b5_v6.docx
@@ -15173,7 +15173,15 @@
         <w:sz w:val="18"/>
         <w:szCs w:val="18"/>
       </w:rPr>
-      <w:t xml:space="preserve"> Program Değerlendiricisi Raporu </w:t>
+      <w:t xml:space="preserve"> </w:t>
+    </w:r>
+    <w:r>
+      <w:rPr>
+        <w:rFonts w:ascii="Times New Roman" w:hAnsi="Times New Roman"/>
+        <w:sz w:val="18"/>
+        <w:szCs w:val="18"/>
+      </w:rPr>
+      <w:t xml:space="preserve">Değerlendirme Kılavuzu </w:t>
     </w:r>
     <w:r>
       <w:rPr>
